--- a/modelos/TR - BASE.docx
+++ b/modelos/TR - BASE.docx
@@ -121,7 +121,23 @@
           <w:sz w:val="24"/>
           <w:szCs w:val="24"/>
         </w:rPr>
-        <w:t>{{SECRETARIA}}</w:t>
+        <w:t>{{SECRETARIA</w:t>
+      </w:r>
+      <w:r>
+        <w:rPr>
+          <w:rFonts w:ascii="Calibri" w:hAnsi="Calibri" w:cs="Calibri"/>
+          <w:sz w:val="24"/>
+          <w:szCs w:val="24"/>
+        </w:rPr>
+        <w:t>S</w:t>
+      </w:r>
+      <w:r>
+        <w:rPr>
+          <w:rFonts w:ascii="Calibri" w:hAnsi="Calibri" w:cs="Calibri"/>
+          <w:sz w:val="24"/>
+          <w:szCs w:val="24"/>
+        </w:rPr>
+        <w:t>}}</w:t>
       </w:r>
     </w:p>
     <w:p>
@@ -1925,6 +1941,7 @@
     <w:p>
       <w:pPr>
         <w:spacing w:after="0" w:line="276" w:lineRule="auto"/>
+        <w:jc w:val="both"/>
         <w:rPr>
           <w:rFonts w:ascii="Calibri" w:eastAsia="Calibri" w:hAnsi="Calibri" w:cs="Calibri"/>
           <w:b/>
@@ -5349,7 +5366,27 @@
         <w:kern w:val="0"/>
         <w:sz w:val="16"/>
       </w:rPr>
-      <w:t xml:space="preserve">FONE: (17) 3693-1101/ 3693-1118  e-mail: </w:t>
+      <w:t>FONE: (17) 3693-1101/ 3693-</w:t>
+    </w:r>
+    <w:proofErr w:type="gramStart"/>
+    <w:r>
+      <w:rPr>
+        <w:rFonts w:ascii="Calibri" w:eastAsia="Calibri" w:hAnsi="Calibri" w:cs="Times New Roman"/>
+        <w:b/>
+        <w:kern w:val="0"/>
+        <w:sz w:val="16"/>
+      </w:rPr>
+      <w:t>1118  e-mail</w:t>
+    </w:r>
+    <w:proofErr w:type="gramEnd"/>
+    <w:r>
+      <w:rPr>
+        <w:rFonts w:ascii="Calibri" w:eastAsia="Calibri" w:hAnsi="Calibri" w:cs="Times New Roman"/>
+        <w:b/>
+        <w:kern w:val="0"/>
+        <w:sz w:val="16"/>
+      </w:rPr>
+      <w:t xml:space="preserve">: </w:t>
     </w:r>
     <w:r>
       <w:rPr>
